--- a/docs/Test_Plan_Team1_SAMS.docx
+++ b/docs/Test_Plan_Team1_SAMS.docx
@@ -37,9 +37,9 @@
       </w:pPr>
       <w:r>
         <w:br/>
-        <w:t>Version: 1.0</w:t>
+        <w:t>Version: 1.1</w:t>
         <w:br/>
-        <w:t>Date: 05-10-2026</w:t>
+        <w:t>Date: 29-10-2026</w:t>
         <w:br/>
         <w:br/>
         <w:t>Authors: Team 1</w:t>
@@ -1197,7 +1197,7 @@
                 <w:b w:val="0"/>
                 <w:sz w:val="20"/>
               </w:rPr>
-              <w:t>Manual + Selenium</w:t>
+              <w:t>Manual (browser)</w:t>
             </w:r>
           </w:p>
         </w:tc>
@@ -2117,7 +2117,7 @@
                 <w:b w:val="0"/>
                 <w:sz w:val="20"/>
               </w:rPr>
-              <w:t>Unit and integration testing (Sprint 1, 2)</w:t>
+              <w:t>Unit and integration testing (Sprint 1)</w:t>
             </w:r>
           </w:p>
         </w:tc>
@@ -2131,7 +2131,7 @@
                 <w:b w:val="0"/>
                 <w:sz w:val="20"/>
               </w:rPr>
-              <w:t>12-10-2026 to 01-11-2026</w:t>
+              <w:t>19-10-2026 to 23-10-2026</w:t>
             </w:r>
           </w:p>
         </w:tc>
@@ -2147,7 +2147,7 @@
                 <w:b w:val="0"/>
                 <w:sz w:val="20"/>
               </w:rPr>
-              <w:t>System and security testing</w:t>
+              <w:t>Unit and integration testing (Sprint 2)</w:t>
             </w:r>
           </w:p>
         </w:tc>
@@ -2161,7 +2161,7 @@
                 <w:b w:val="0"/>
                 <w:sz w:val="20"/>
               </w:rPr>
-              <w:t>02-11-2026 to 08-11-2026</w:t>
+              <w:t>26-10-2026 to 30-10-2026</w:t>
             </w:r>
           </w:p>
         </w:tc>
@@ -2177,7 +2177,7 @@
                 <w:b w:val="0"/>
                 <w:sz w:val="20"/>
               </w:rPr>
-              <w:t>Regression and acceptance testing</w:t>
+              <w:t>System and security testing</w:t>
             </w:r>
           </w:p>
         </w:tc>
@@ -2191,7 +2191,7 @@
                 <w:b w:val="0"/>
                 <w:sz w:val="20"/>
               </w:rPr>
-              <w:t>09-11-2026 to 12-11-2026</w:t>
+              <w:t>28-10-2026 to 30-10-2026</w:t>
             </w:r>
           </w:p>
         </w:tc>
@@ -2207,7 +2207,7 @@
                 <w:b w:val="0"/>
                 <w:sz w:val="20"/>
               </w:rPr>
-              <w:t>Test summary report</w:t>
+              <w:t>Regression and acceptance testing</w:t>
             </w:r>
           </w:p>
         </w:tc>
@@ -2221,7 +2221,37 @@
                 <w:b w:val="0"/>
                 <w:sz w:val="20"/>
               </w:rPr>
-              <w:t>13-11-2026</w:t>
+              <w:t>30-10-2026</w:t>
+            </w:r>
+          </w:p>
+        </w:tc>
+      </w:tr>
+      <w:tr>
+        <w:tc>
+          <w:tcPr>
+            <w:tcW w:type="dxa" w:w="5669"/>
+          </w:tcPr>
+          <w:p>
+            <w:r>
+              <w:rPr>
+                <w:b w:val="0"/>
+                <w:sz w:val="20"/>
+              </w:rPr>
+              <w:t>Test summary report</w:t>
+            </w:r>
+          </w:p>
+        </w:tc>
+        <w:tc>
+          <w:tcPr>
+            <w:tcW w:type="dxa" w:w="3402"/>
+          </w:tcPr>
+          <w:p>
+            <w:r>
+              <w:rPr>
+                <w:b w:val="0"/>
+                <w:sz w:val="20"/>
+              </w:rPr>
+              <w:t>31-10-2026</w:t>
             </w:r>
           </w:p>
         </w:tc>
@@ -2851,17 +2881,18 @@
         </w:tblBorders>
       </w:tblPr>
       <w:tblGrid>
-        <w:gridCol w:w="850"/>
-        <w:gridCol w:w="1361"/>
-        <w:gridCol w:w="2381"/>
-        <w:gridCol w:w="1701"/>
-        <w:gridCol w:w="2041"/>
-        <w:gridCol w:w="907"/>
+        <w:gridCol w:w="737"/>
+        <w:gridCol w:w="1134"/>
+        <w:gridCol w:w="1984"/>
+        <w:gridCol w:w="1417"/>
+        <w:gridCol w:w="1814"/>
+        <w:gridCol w:w="1077"/>
+        <w:gridCol w:w="1077"/>
       </w:tblGrid>
       <w:tr>
         <w:tc>
           <w:tcPr>
-            <w:tcW w:type="dxa" w:w="850"/>
+            <w:tcW w:type="dxa" w:w="737"/>
           </w:tcPr>
           <w:p>
             <w:r>
@@ -2875,7 +2906,7 @@
         </w:tc>
         <w:tc>
           <w:tcPr>
-            <w:tcW w:type="dxa" w:w="1361"/>
+            <w:tcW w:type="dxa" w:w="1134"/>
           </w:tcPr>
           <w:p>
             <w:r>
@@ -2889,7 +2920,7 @@
         </w:tc>
         <w:tc>
           <w:tcPr>
-            <w:tcW w:type="dxa" w:w="2381"/>
+            <w:tcW w:type="dxa" w:w="1984"/>
           </w:tcPr>
           <w:p>
             <w:r>
@@ -2903,7 +2934,7 @@
         </w:tc>
         <w:tc>
           <w:tcPr>
-            <w:tcW w:type="dxa" w:w="1701"/>
+            <w:tcW w:type="dxa" w:w="1417"/>
           </w:tcPr>
           <w:p>
             <w:r>
@@ -2917,7 +2948,7 @@
         </w:tc>
         <w:tc>
           <w:tcPr>
-            <w:tcW w:type="dxa" w:w="2041"/>
+            <w:tcW w:type="dxa" w:w="1814"/>
           </w:tcPr>
           <w:p>
             <w:r>
@@ -2931,7 +2962,7 @@
         </w:tc>
         <w:tc>
           <w:tcPr>
-            <w:tcW w:type="dxa" w:w="907"/>
+            <w:tcW w:type="dxa" w:w="1077"/>
           </w:tcPr>
           <w:p>
             <w:r>
@@ -2943,11 +2974,25 @@
             </w:r>
           </w:p>
         </w:tc>
+        <w:tc>
+          <w:tcPr>
+            <w:tcW w:type="dxa" w:w="1077"/>
+          </w:tcPr>
+          <w:p>
+            <w:r>
+              <w:rPr>
+                <w:b/>
+                <w:sz w:val="18"/>
+              </w:rPr>
+              <w:t>Result</w:t>
+            </w:r>
+          </w:p>
+        </w:tc>
       </w:tr>
       <w:tr>
         <w:tc>
           <w:tcPr>
-            <w:tcW w:type="dxa" w:w="850"/>
+            <w:tcW w:type="dxa" w:w="737"/>
           </w:tcPr>
           <w:p>
             <w:r>
@@ -2961,7 +3006,7 @@
         </w:tc>
         <w:tc>
           <w:tcPr>
-            <w:tcW w:type="dxa" w:w="1361"/>
+            <w:tcW w:type="dxa" w:w="1134"/>
           </w:tcPr>
           <w:p>
             <w:r>
@@ -2975,7 +3020,7 @@
         </w:tc>
         <w:tc>
           <w:tcPr>
-            <w:tcW w:type="dxa" w:w="2381"/>
+            <w:tcW w:type="dxa" w:w="1984"/>
           </w:tcPr>
           <w:p>
             <w:r>
@@ -2989,7 +3034,7 @@
         </w:tc>
         <w:tc>
           <w:tcPr>
-            <w:tcW w:type="dxa" w:w="1701"/>
+            <w:tcW w:type="dxa" w:w="1417"/>
           </w:tcPr>
           <w:p>
             <w:r>
@@ -3003,7 +3048,7 @@
         </w:tc>
         <w:tc>
           <w:tcPr>
-            <w:tcW w:type="dxa" w:w="2041"/>
+            <w:tcW w:type="dxa" w:w="1814"/>
           </w:tcPr>
           <w:p>
             <w:r>
@@ -3017,7 +3062,7 @@
         </w:tc>
         <w:tc>
           <w:tcPr>
-            <w:tcW w:type="dxa" w:w="907"/>
+            <w:tcW w:type="dxa" w:w="1077"/>
           </w:tcPr>
           <w:p>
             <w:r>
@@ -3029,11 +3074,25 @@
             </w:r>
           </w:p>
         </w:tc>
+        <w:tc>
+          <w:tcPr>
+            <w:tcW w:type="dxa" w:w="1077"/>
+          </w:tcPr>
+          <w:p>
+            <w:r>
+              <w:rPr>
+                <w:b w:val="0"/>
+                <w:sz w:val="18"/>
+              </w:rPr>
+              <w:t>Pass</w:t>
+            </w:r>
+          </w:p>
+        </w:tc>
       </w:tr>
       <w:tr>
         <w:tc>
           <w:tcPr>
-            <w:tcW w:type="dxa" w:w="850"/>
+            <w:tcW w:type="dxa" w:w="737"/>
           </w:tcPr>
           <w:p>
             <w:r>
@@ -3047,7 +3106,7 @@
         </w:tc>
         <w:tc>
           <w:tcPr>
-            <w:tcW w:type="dxa" w:w="1361"/>
+            <w:tcW w:type="dxa" w:w="1134"/>
           </w:tcPr>
           <w:p>
             <w:r>
@@ -3061,7 +3120,7 @@
         </w:tc>
         <w:tc>
           <w:tcPr>
-            <w:tcW w:type="dxa" w:w="2381"/>
+            <w:tcW w:type="dxa" w:w="1984"/>
           </w:tcPr>
           <w:p>
             <w:r>
@@ -3075,7 +3134,7 @@
         </w:tc>
         <w:tc>
           <w:tcPr>
-            <w:tcW w:type="dxa" w:w="1701"/>
+            <w:tcW w:type="dxa" w:w="1417"/>
           </w:tcPr>
           <w:p>
             <w:r>
@@ -3089,7 +3148,7 @@
         </w:tc>
         <w:tc>
           <w:tcPr>
-            <w:tcW w:type="dxa" w:w="2041"/>
+            <w:tcW w:type="dxa" w:w="1814"/>
           </w:tcPr>
           <w:p>
             <w:r>
@@ -3103,7 +3162,7 @@
         </w:tc>
         <w:tc>
           <w:tcPr>
-            <w:tcW w:type="dxa" w:w="907"/>
+            <w:tcW w:type="dxa" w:w="1077"/>
           </w:tcPr>
           <w:p>
             <w:r>
@@ -3115,11 +3174,25 @@
             </w:r>
           </w:p>
         </w:tc>
+        <w:tc>
+          <w:tcPr>
+            <w:tcW w:type="dxa" w:w="1077"/>
+          </w:tcPr>
+          <w:p>
+            <w:r>
+              <w:rPr>
+                <w:b w:val="0"/>
+                <w:sz w:val="18"/>
+              </w:rPr>
+              <w:t>Pass</w:t>
+            </w:r>
+          </w:p>
+        </w:tc>
       </w:tr>
       <w:tr>
         <w:tc>
           <w:tcPr>
-            <w:tcW w:type="dxa" w:w="850"/>
+            <w:tcW w:type="dxa" w:w="737"/>
           </w:tcPr>
           <w:p>
             <w:r>
@@ -3133,7 +3206,7 @@
         </w:tc>
         <w:tc>
           <w:tcPr>
-            <w:tcW w:type="dxa" w:w="1361"/>
+            <w:tcW w:type="dxa" w:w="1134"/>
           </w:tcPr>
           <w:p>
             <w:r>
@@ -3147,7 +3220,7 @@
         </w:tc>
         <w:tc>
           <w:tcPr>
-            <w:tcW w:type="dxa" w:w="2381"/>
+            <w:tcW w:type="dxa" w:w="1984"/>
           </w:tcPr>
           <w:p>
             <w:r>
@@ -3161,7 +3234,7 @@
         </w:tc>
         <w:tc>
           <w:tcPr>
-            <w:tcW w:type="dxa" w:w="1701"/>
+            <w:tcW w:type="dxa" w:w="1417"/>
           </w:tcPr>
           <w:p>
             <w:r>
@@ -3175,7 +3248,7 @@
         </w:tc>
         <w:tc>
           <w:tcPr>
-            <w:tcW w:type="dxa" w:w="2041"/>
+            <w:tcW w:type="dxa" w:w="1814"/>
           </w:tcPr>
           <w:p>
             <w:r>
@@ -3189,7 +3262,7 @@
         </w:tc>
         <w:tc>
           <w:tcPr>
-            <w:tcW w:type="dxa" w:w="907"/>
+            <w:tcW w:type="dxa" w:w="1077"/>
           </w:tcPr>
           <w:p>
             <w:r>
@@ -3201,11 +3274,25 @@
             </w:r>
           </w:p>
         </w:tc>
+        <w:tc>
+          <w:tcPr>
+            <w:tcW w:type="dxa" w:w="1077"/>
+          </w:tcPr>
+          <w:p>
+            <w:r>
+              <w:rPr>
+                <w:b w:val="0"/>
+                <w:sz w:val="18"/>
+              </w:rPr>
+              <w:t>Pass</w:t>
+            </w:r>
+          </w:p>
+        </w:tc>
       </w:tr>
       <w:tr>
         <w:tc>
           <w:tcPr>
-            <w:tcW w:type="dxa" w:w="850"/>
+            <w:tcW w:type="dxa" w:w="737"/>
           </w:tcPr>
           <w:p>
             <w:r>
@@ -3219,7 +3306,7 @@
         </w:tc>
         <w:tc>
           <w:tcPr>
-            <w:tcW w:type="dxa" w:w="1361"/>
+            <w:tcW w:type="dxa" w:w="1134"/>
           </w:tcPr>
           <w:p>
             <w:r>
@@ -3233,7 +3320,7 @@
         </w:tc>
         <w:tc>
           <w:tcPr>
-            <w:tcW w:type="dxa" w:w="2381"/>
+            <w:tcW w:type="dxa" w:w="1984"/>
           </w:tcPr>
           <w:p>
             <w:r>
@@ -3247,7 +3334,7 @@
         </w:tc>
         <w:tc>
           <w:tcPr>
-            <w:tcW w:type="dxa" w:w="1701"/>
+            <w:tcW w:type="dxa" w:w="1417"/>
           </w:tcPr>
           <w:p>
             <w:r>
@@ -3261,7 +3348,7 @@
         </w:tc>
         <w:tc>
           <w:tcPr>
-            <w:tcW w:type="dxa" w:w="2041"/>
+            <w:tcW w:type="dxa" w:w="1814"/>
           </w:tcPr>
           <w:p>
             <w:r>
@@ -3275,7 +3362,7 @@
         </w:tc>
         <w:tc>
           <w:tcPr>
-            <w:tcW w:type="dxa" w:w="907"/>
+            <w:tcW w:type="dxa" w:w="1077"/>
           </w:tcPr>
           <w:p>
             <w:r>
@@ -3287,11 +3374,25 @@
             </w:r>
           </w:p>
         </w:tc>
+        <w:tc>
+          <w:tcPr>
+            <w:tcW w:type="dxa" w:w="1077"/>
+          </w:tcPr>
+          <w:p>
+            <w:r>
+              <w:rPr>
+                <w:b w:val="0"/>
+                <w:sz w:val="18"/>
+              </w:rPr>
+              <w:t>Pass</w:t>
+            </w:r>
+          </w:p>
+        </w:tc>
       </w:tr>
       <w:tr>
         <w:tc>
           <w:tcPr>
-            <w:tcW w:type="dxa" w:w="850"/>
+            <w:tcW w:type="dxa" w:w="737"/>
           </w:tcPr>
           <w:p>
             <w:r>
@@ -3305,7 +3406,7 @@
         </w:tc>
         <w:tc>
           <w:tcPr>
-            <w:tcW w:type="dxa" w:w="1361"/>
+            <w:tcW w:type="dxa" w:w="1134"/>
           </w:tcPr>
           <w:p>
             <w:r>
@@ -3319,7 +3420,7 @@
         </w:tc>
         <w:tc>
           <w:tcPr>
-            <w:tcW w:type="dxa" w:w="2381"/>
+            <w:tcW w:type="dxa" w:w="1984"/>
           </w:tcPr>
           <w:p>
             <w:r>
@@ -3333,7 +3434,7 @@
         </w:tc>
         <w:tc>
           <w:tcPr>
-            <w:tcW w:type="dxa" w:w="1701"/>
+            <w:tcW w:type="dxa" w:w="1417"/>
           </w:tcPr>
           <w:p>
             <w:r>
@@ -3347,7 +3448,7 @@
         </w:tc>
         <w:tc>
           <w:tcPr>
-            <w:tcW w:type="dxa" w:w="2041"/>
+            <w:tcW w:type="dxa" w:w="1814"/>
           </w:tcPr>
           <w:p>
             <w:r>
@@ -3361,7 +3462,7 @@
         </w:tc>
         <w:tc>
           <w:tcPr>
-            <w:tcW w:type="dxa" w:w="907"/>
+            <w:tcW w:type="dxa" w:w="1077"/>
           </w:tcPr>
           <w:p>
             <w:r>
@@ -3373,11 +3474,25 @@
             </w:r>
           </w:p>
         </w:tc>
+        <w:tc>
+          <w:tcPr>
+            <w:tcW w:type="dxa" w:w="1077"/>
+          </w:tcPr>
+          <w:p>
+            <w:r>
+              <w:rPr>
+                <w:b w:val="0"/>
+                <w:sz w:val="18"/>
+              </w:rPr>
+              <w:t>Pass</w:t>
+            </w:r>
+          </w:p>
+        </w:tc>
       </w:tr>
       <w:tr>
         <w:tc>
           <w:tcPr>
-            <w:tcW w:type="dxa" w:w="850"/>
+            <w:tcW w:type="dxa" w:w="737"/>
           </w:tcPr>
           <w:p>
             <w:r>
@@ -3391,7 +3506,7 @@
         </w:tc>
         <w:tc>
           <w:tcPr>
-            <w:tcW w:type="dxa" w:w="1361"/>
+            <w:tcW w:type="dxa" w:w="1134"/>
           </w:tcPr>
           <w:p>
             <w:r>
@@ -3405,7 +3520,7 @@
         </w:tc>
         <w:tc>
           <w:tcPr>
-            <w:tcW w:type="dxa" w:w="2381"/>
+            <w:tcW w:type="dxa" w:w="1984"/>
           </w:tcPr>
           <w:p>
             <w:r>
@@ -3419,7 +3534,7 @@
         </w:tc>
         <w:tc>
           <w:tcPr>
-            <w:tcW w:type="dxa" w:w="1701"/>
+            <w:tcW w:type="dxa" w:w="1417"/>
           </w:tcPr>
           <w:p>
             <w:r>
@@ -3433,7 +3548,7 @@
         </w:tc>
         <w:tc>
           <w:tcPr>
-            <w:tcW w:type="dxa" w:w="2041"/>
+            <w:tcW w:type="dxa" w:w="1814"/>
           </w:tcPr>
           <w:p>
             <w:r>
@@ -3447,7 +3562,7 @@
         </w:tc>
         <w:tc>
           <w:tcPr>
-            <w:tcW w:type="dxa" w:w="907"/>
+            <w:tcW w:type="dxa" w:w="1077"/>
           </w:tcPr>
           <w:p>
             <w:r>
@@ -3459,11 +3574,25 @@
             </w:r>
           </w:p>
         </w:tc>
+        <w:tc>
+          <w:tcPr>
+            <w:tcW w:type="dxa" w:w="1077"/>
+          </w:tcPr>
+          <w:p>
+            <w:r>
+              <w:rPr>
+                <w:b w:val="0"/>
+                <w:sz w:val="18"/>
+              </w:rPr>
+              <w:t>Pass</w:t>
+            </w:r>
+          </w:p>
+        </w:tc>
       </w:tr>
       <w:tr>
         <w:tc>
           <w:tcPr>
-            <w:tcW w:type="dxa" w:w="850"/>
+            <w:tcW w:type="dxa" w:w="737"/>
           </w:tcPr>
           <w:p>
             <w:r>
@@ -3477,7 +3606,7 @@
         </w:tc>
         <w:tc>
           <w:tcPr>
-            <w:tcW w:type="dxa" w:w="1361"/>
+            <w:tcW w:type="dxa" w:w="1134"/>
           </w:tcPr>
           <w:p>
             <w:r>
@@ -3491,7 +3620,7 @@
         </w:tc>
         <w:tc>
           <w:tcPr>
-            <w:tcW w:type="dxa" w:w="2381"/>
+            <w:tcW w:type="dxa" w:w="1984"/>
           </w:tcPr>
           <w:p>
             <w:r>
@@ -3505,7 +3634,7 @@
         </w:tc>
         <w:tc>
           <w:tcPr>
-            <w:tcW w:type="dxa" w:w="1701"/>
+            <w:tcW w:type="dxa" w:w="1417"/>
           </w:tcPr>
           <w:p>
             <w:r>
@@ -3519,7 +3648,7 @@
         </w:tc>
         <w:tc>
           <w:tcPr>
-            <w:tcW w:type="dxa" w:w="2041"/>
+            <w:tcW w:type="dxa" w:w="1814"/>
           </w:tcPr>
           <w:p>
             <w:r>
@@ -3533,7 +3662,7 @@
         </w:tc>
         <w:tc>
           <w:tcPr>
-            <w:tcW w:type="dxa" w:w="907"/>
+            <w:tcW w:type="dxa" w:w="1077"/>
           </w:tcPr>
           <w:p>
             <w:r>
@@ -3545,11 +3674,25 @@
             </w:r>
           </w:p>
         </w:tc>
+        <w:tc>
+          <w:tcPr>
+            <w:tcW w:type="dxa" w:w="1077"/>
+          </w:tcPr>
+          <w:p>
+            <w:r>
+              <w:rPr>
+                <w:b w:val="0"/>
+                <w:sz w:val="18"/>
+              </w:rPr>
+              <w:t>Pass</w:t>
+            </w:r>
+          </w:p>
+        </w:tc>
       </w:tr>
       <w:tr>
         <w:tc>
           <w:tcPr>
-            <w:tcW w:type="dxa" w:w="850"/>
+            <w:tcW w:type="dxa" w:w="737"/>
           </w:tcPr>
           <w:p>
             <w:r>
@@ -3563,7 +3706,7 @@
         </w:tc>
         <w:tc>
           <w:tcPr>
-            <w:tcW w:type="dxa" w:w="1361"/>
+            <w:tcW w:type="dxa" w:w="1134"/>
           </w:tcPr>
           <w:p>
             <w:r>
@@ -3577,7 +3720,7 @@
         </w:tc>
         <w:tc>
           <w:tcPr>
-            <w:tcW w:type="dxa" w:w="2381"/>
+            <w:tcW w:type="dxa" w:w="1984"/>
           </w:tcPr>
           <w:p>
             <w:r>
@@ -3591,7 +3734,7 @@
         </w:tc>
         <w:tc>
           <w:tcPr>
-            <w:tcW w:type="dxa" w:w="1701"/>
+            <w:tcW w:type="dxa" w:w="1417"/>
           </w:tcPr>
           <w:p>
             <w:r>
@@ -3605,7 +3748,7 @@
         </w:tc>
         <w:tc>
           <w:tcPr>
-            <w:tcW w:type="dxa" w:w="2041"/>
+            <w:tcW w:type="dxa" w:w="1814"/>
           </w:tcPr>
           <w:p>
             <w:r>
@@ -3619,7 +3762,7 @@
         </w:tc>
         <w:tc>
           <w:tcPr>
-            <w:tcW w:type="dxa" w:w="907"/>
+            <w:tcW w:type="dxa" w:w="1077"/>
           </w:tcPr>
           <w:p>
             <w:r>
@@ -3631,11 +3774,25 @@
             </w:r>
           </w:p>
         </w:tc>
+        <w:tc>
+          <w:tcPr>
+            <w:tcW w:type="dxa" w:w="1077"/>
+          </w:tcPr>
+          <w:p>
+            <w:r>
+              <w:rPr>
+                <w:b w:val="0"/>
+                <w:sz w:val="18"/>
+              </w:rPr>
+              <w:t>Pass</w:t>
+            </w:r>
+          </w:p>
+        </w:tc>
       </w:tr>
       <w:tr>
         <w:tc>
           <w:tcPr>
-            <w:tcW w:type="dxa" w:w="850"/>
+            <w:tcW w:type="dxa" w:w="737"/>
           </w:tcPr>
           <w:p>
             <w:r>
@@ -3649,7 +3806,7 @@
         </w:tc>
         <w:tc>
           <w:tcPr>
-            <w:tcW w:type="dxa" w:w="1361"/>
+            <w:tcW w:type="dxa" w:w="1134"/>
           </w:tcPr>
           <w:p>
             <w:r>
@@ -3663,7 +3820,7 @@
         </w:tc>
         <w:tc>
           <w:tcPr>
-            <w:tcW w:type="dxa" w:w="2381"/>
+            <w:tcW w:type="dxa" w:w="1984"/>
           </w:tcPr>
           <w:p>
             <w:r>
@@ -3677,7 +3834,7 @@
         </w:tc>
         <w:tc>
           <w:tcPr>
-            <w:tcW w:type="dxa" w:w="1701"/>
+            <w:tcW w:type="dxa" w:w="1417"/>
           </w:tcPr>
           <w:p>
             <w:r>
@@ -3691,7 +3848,7 @@
         </w:tc>
         <w:tc>
           <w:tcPr>
-            <w:tcW w:type="dxa" w:w="2041"/>
+            <w:tcW w:type="dxa" w:w="1814"/>
           </w:tcPr>
           <w:p>
             <w:r>
@@ -3705,7 +3862,7 @@
         </w:tc>
         <w:tc>
           <w:tcPr>
-            <w:tcW w:type="dxa" w:w="907"/>
+            <w:tcW w:type="dxa" w:w="1077"/>
           </w:tcPr>
           <w:p>
             <w:r>
@@ -3717,11 +3874,25 @@
             </w:r>
           </w:p>
         </w:tc>
+        <w:tc>
+          <w:tcPr>
+            <w:tcW w:type="dxa" w:w="1077"/>
+          </w:tcPr>
+          <w:p>
+            <w:r>
+              <w:rPr>
+                <w:b w:val="0"/>
+                <w:sz w:val="18"/>
+              </w:rPr>
+              <w:t>Pass</w:t>
+            </w:r>
+          </w:p>
+        </w:tc>
       </w:tr>
       <w:tr>
         <w:tc>
           <w:tcPr>
-            <w:tcW w:type="dxa" w:w="850"/>
+            <w:tcW w:type="dxa" w:w="737"/>
           </w:tcPr>
           <w:p>
             <w:r>
@@ -3735,7 +3906,7 @@
         </w:tc>
         <w:tc>
           <w:tcPr>
-            <w:tcW w:type="dxa" w:w="1361"/>
+            <w:tcW w:type="dxa" w:w="1134"/>
           </w:tcPr>
           <w:p>
             <w:r>
@@ -3749,7 +3920,7 @@
         </w:tc>
         <w:tc>
           <w:tcPr>
-            <w:tcW w:type="dxa" w:w="2381"/>
+            <w:tcW w:type="dxa" w:w="1984"/>
           </w:tcPr>
           <w:p>
             <w:r>
@@ -3763,7 +3934,7 @@
         </w:tc>
         <w:tc>
           <w:tcPr>
-            <w:tcW w:type="dxa" w:w="1701"/>
+            <w:tcW w:type="dxa" w:w="1417"/>
           </w:tcPr>
           <w:p>
             <w:r>
@@ -3777,7 +3948,7 @@
         </w:tc>
         <w:tc>
           <w:tcPr>
-            <w:tcW w:type="dxa" w:w="2041"/>
+            <w:tcW w:type="dxa" w:w="1814"/>
           </w:tcPr>
           <w:p>
             <w:r>
@@ -3791,7 +3962,7 @@
         </w:tc>
         <w:tc>
           <w:tcPr>
-            <w:tcW w:type="dxa" w:w="907"/>
+            <w:tcW w:type="dxa" w:w="1077"/>
           </w:tcPr>
           <w:p>
             <w:r>
@@ -3803,11 +3974,25 @@
             </w:r>
           </w:p>
         </w:tc>
+        <w:tc>
+          <w:tcPr>
+            <w:tcW w:type="dxa" w:w="1077"/>
+          </w:tcPr>
+          <w:p>
+            <w:r>
+              <w:rPr>
+                <w:b w:val="0"/>
+                <w:sz w:val="18"/>
+              </w:rPr>
+              <w:t>Pass</w:t>
+            </w:r>
+          </w:p>
+        </w:tc>
       </w:tr>
       <w:tr>
         <w:tc>
           <w:tcPr>
-            <w:tcW w:type="dxa" w:w="850"/>
+            <w:tcW w:type="dxa" w:w="737"/>
           </w:tcPr>
           <w:p>
             <w:r>
@@ -3821,7 +4006,7 @@
         </w:tc>
         <w:tc>
           <w:tcPr>
-            <w:tcW w:type="dxa" w:w="1361"/>
+            <w:tcW w:type="dxa" w:w="1134"/>
           </w:tcPr>
           <w:p>
             <w:r>
@@ -3835,7 +4020,7 @@
         </w:tc>
         <w:tc>
           <w:tcPr>
-            <w:tcW w:type="dxa" w:w="2381"/>
+            <w:tcW w:type="dxa" w:w="1984"/>
           </w:tcPr>
           <w:p>
             <w:r>
@@ -3849,7 +4034,7 @@
         </w:tc>
         <w:tc>
           <w:tcPr>
-            <w:tcW w:type="dxa" w:w="1701"/>
+            <w:tcW w:type="dxa" w:w="1417"/>
           </w:tcPr>
           <w:p>
             <w:r>
@@ -3863,7 +4048,7 @@
         </w:tc>
         <w:tc>
           <w:tcPr>
-            <w:tcW w:type="dxa" w:w="2041"/>
+            <w:tcW w:type="dxa" w:w="1814"/>
           </w:tcPr>
           <w:p>
             <w:r>
@@ -3877,7 +4062,7 @@
         </w:tc>
         <w:tc>
           <w:tcPr>
-            <w:tcW w:type="dxa" w:w="907"/>
+            <w:tcW w:type="dxa" w:w="1077"/>
           </w:tcPr>
           <w:p>
             <w:r>
@@ -3889,11 +4074,25 @@
             </w:r>
           </w:p>
         </w:tc>
+        <w:tc>
+          <w:tcPr>
+            <w:tcW w:type="dxa" w:w="1077"/>
+          </w:tcPr>
+          <w:p>
+            <w:r>
+              <w:rPr>
+                <w:b w:val="0"/>
+                <w:sz w:val="18"/>
+              </w:rPr>
+              <w:t>Partly (export pending)</w:t>
+            </w:r>
+          </w:p>
+        </w:tc>
       </w:tr>
       <w:tr>
         <w:tc>
           <w:tcPr>
-            <w:tcW w:type="dxa" w:w="850"/>
+            <w:tcW w:type="dxa" w:w="737"/>
           </w:tcPr>
           <w:p>
             <w:r>
@@ -3907,7 +4106,7 @@
         </w:tc>
         <w:tc>
           <w:tcPr>
-            <w:tcW w:type="dxa" w:w="1361"/>
+            <w:tcW w:type="dxa" w:w="1134"/>
           </w:tcPr>
           <w:p>
             <w:r>
@@ -3921,7 +4120,7 @@
         </w:tc>
         <w:tc>
           <w:tcPr>
-            <w:tcW w:type="dxa" w:w="2381"/>
+            <w:tcW w:type="dxa" w:w="1984"/>
           </w:tcPr>
           <w:p>
             <w:r>
@@ -3935,7 +4134,7 @@
         </w:tc>
         <w:tc>
           <w:tcPr>
-            <w:tcW w:type="dxa" w:w="1701"/>
+            <w:tcW w:type="dxa" w:w="1417"/>
           </w:tcPr>
           <w:p>
             <w:r>
@@ -3949,7 +4148,7 @@
         </w:tc>
         <w:tc>
           <w:tcPr>
-            <w:tcW w:type="dxa" w:w="2041"/>
+            <w:tcW w:type="dxa" w:w="1814"/>
           </w:tcPr>
           <w:p>
             <w:r>
@@ -3963,7 +4162,7 @@
         </w:tc>
         <w:tc>
           <w:tcPr>
-            <w:tcW w:type="dxa" w:w="907"/>
+            <w:tcW w:type="dxa" w:w="1077"/>
           </w:tcPr>
           <w:p>
             <w:r>
@@ -3975,11 +4174,25 @@
             </w:r>
           </w:p>
         </w:tc>
+        <w:tc>
+          <w:tcPr>
+            <w:tcW w:type="dxa" w:w="1077"/>
+          </w:tcPr>
+          <w:p>
+            <w:r>
+              <w:rPr>
+                <w:b w:val="0"/>
+                <w:sz w:val="18"/>
+              </w:rPr>
+              <w:t>Pass</w:t>
+            </w:r>
+          </w:p>
+        </w:tc>
       </w:tr>
       <w:tr>
         <w:tc>
           <w:tcPr>
-            <w:tcW w:type="dxa" w:w="850"/>
+            <w:tcW w:type="dxa" w:w="737"/>
           </w:tcPr>
           <w:p>
             <w:r>
@@ -3993,7 +4206,7 @@
         </w:tc>
         <w:tc>
           <w:tcPr>
-            <w:tcW w:type="dxa" w:w="1361"/>
+            <w:tcW w:type="dxa" w:w="1134"/>
           </w:tcPr>
           <w:p>
             <w:r>
@@ -4007,7 +4220,7 @@
         </w:tc>
         <w:tc>
           <w:tcPr>
-            <w:tcW w:type="dxa" w:w="2381"/>
+            <w:tcW w:type="dxa" w:w="1984"/>
           </w:tcPr>
           <w:p>
             <w:r>
@@ -4021,7 +4234,7 @@
         </w:tc>
         <w:tc>
           <w:tcPr>
-            <w:tcW w:type="dxa" w:w="1701"/>
+            <w:tcW w:type="dxa" w:w="1417"/>
           </w:tcPr>
           <w:p>
             <w:r>
@@ -4035,7 +4248,7 @@
         </w:tc>
         <w:tc>
           <w:tcPr>
-            <w:tcW w:type="dxa" w:w="2041"/>
+            <w:tcW w:type="dxa" w:w="1814"/>
           </w:tcPr>
           <w:p>
             <w:r>
@@ -4049,7 +4262,7 @@
         </w:tc>
         <w:tc>
           <w:tcPr>
-            <w:tcW w:type="dxa" w:w="907"/>
+            <w:tcW w:type="dxa" w:w="1077"/>
           </w:tcPr>
           <w:p>
             <w:r>
@@ -4061,11 +4274,25 @@
             </w:r>
           </w:p>
         </w:tc>
+        <w:tc>
+          <w:tcPr>
+            <w:tcW w:type="dxa" w:w="1077"/>
+          </w:tcPr>
+          <w:p>
+            <w:r>
+              <w:rPr>
+                <w:b w:val="0"/>
+                <w:sz w:val="18"/>
+              </w:rPr>
+              <w:t>Pass</w:t>
+            </w:r>
+          </w:p>
+        </w:tc>
       </w:tr>
       <w:tr>
         <w:tc>
           <w:tcPr>
-            <w:tcW w:type="dxa" w:w="850"/>
+            <w:tcW w:type="dxa" w:w="737"/>
           </w:tcPr>
           <w:p>
             <w:r>
@@ -4079,7 +4306,7 @@
         </w:tc>
         <w:tc>
           <w:tcPr>
-            <w:tcW w:type="dxa" w:w="1361"/>
+            <w:tcW w:type="dxa" w:w="1134"/>
           </w:tcPr>
           <w:p>
             <w:r>
@@ -4093,7 +4320,7 @@
         </w:tc>
         <w:tc>
           <w:tcPr>
-            <w:tcW w:type="dxa" w:w="2381"/>
+            <w:tcW w:type="dxa" w:w="1984"/>
           </w:tcPr>
           <w:p>
             <w:r>
@@ -4107,7 +4334,7 @@
         </w:tc>
         <w:tc>
           <w:tcPr>
-            <w:tcW w:type="dxa" w:w="1701"/>
+            <w:tcW w:type="dxa" w:w="1417"/>
           </w:tcPr>
           <w:p>
             <w:r>
@@ -4121,7 +4348,7 @@
         </w:tc>
         <w:tc>
           <w:tcPr>
-            <w:tcW w:type="dxa" w:w="2041"/>
+            <w:tcW w:type="dxa" w:w="1814"/>
           </w:tcPr>
           <w:p>
             <w:r>
@@ -4135,7 +4362,7 @@
         </w:tc>
         <w:tc>
           <w:tcPr>
-            <w:tcW w:type="dxa" w:w="907"/>
+            <w:tcW w:type="dxa" w:w="1077"/>
           </w:tcPr>
           <w:p>
             <w:r>
@@ -4147,11 +4374,25 @@
             </w:r>
           </w:p>
         </w:tc>
+        <w:tc>
+          <w:tcPr>
+            <w:tcW w:type="dxa" w:w="1077"/>
+          </w:tcPr>
+          <w:p>
+            <w:r>
+              <w:rPr>
+                <w:b w:val="0"/>
+                <w:sz w:val="18"/>
+              </w:rPr>
+              <w:t>Pass</w:t>
+            </w:r>
+          </w:p>
+        </w:tc>
       </w:tr>
       <w:tr>
         <w:tc>
           <w:tcPr>
-            <w:tcW w:type="dxa" w:w="850"/>
+            <w:tcW w:type="dxa" w:w="737"/>
           </w:tcPr>
           <w:p>
             <w:r>
@@ -4165,7 +4406,7 @@
         </w:tc>
         <w:tc>
           <w:tcPr>
-            <w:tcW w:type="dxa" w:w="1361"/>
+            <w:tcW w:type="dxa" w:w="1134"/>
           </w:tcPr>
           <w:p>
             <w:r>
@@ -4179,7 +4420,7 @@
         </w:tc>
         <w:tc>
           <w:tcPr>
-            <w:tcW w:type="dxa" w:w="2381"/>
+            <w:tcW w:type="dxa" w:w="1984"/>
           </w:tcPr>
           <w:p>
             <w:r>
@@ -4193,7 +4434,7 @@
         </w:tc>
         <w:tc>
           <w:tcPr>
-            <w:tcW w:type="dxa" w:w="1701"/>
+            <w:tcW w:type="dxa" w:w="1417"/>
           </w:tcPr>
           <w:p>
             <w:r>
@@ -4207,7 +4448,7 @@
         </w:tc>
         <w:tc>
           <w:tcPr>
-            <w:tcW w:type="dxa" w:w="2041"/>
+            <w:tcW w:type="dxa" w:w="1814"/>
           </w:tcPr>
           <w:p>
             <w:r>
@@ -4221,7 +4462,7 @@
         </w:tc>
         <w:tc>
           <w:tcPr>
-            <w:tcW w:type="dxa" w:w="907"/>
+            <w:tcW w:type="dxa" w:w="1077"/>
           </w:tcPr>
           <w:p>
             <w:r>
@@ -4233,11 +4474,25 @@
             </w:r>
           </w:p>
         </w:tc>
+        <w:tc>
+          <w:tcPr>
+            <w:tcW w:type="dxa" w:w="1077"/>
+          </w:tcPr>
+          <w:p>
+            <w:r>
+              <w:rPr>
+                <w:b w:val="0"/>
+                <w:sz w:val="18"/>
+              </w:rPr>
+              <w:t>Not run</w:t>
+            </w:r>
+          </w:p>
+        </w:tc>
       </w:tr>
       <w:tr>
         <w:tc>
           <w:tcPr>
-            <w:tcW w:type="dxa" w:w="850"/>
+            <w:tcW w:type="dxa" w:w="737"/>
           </w:tcPr>
           <w:p>
             <w:r>
@@ -4251,7 +4506,7 @@
         </w:tc>
         <w:tc>
           <w:tcPr>
-            <w:tcW w:type="dxa" w:w="1361"/>
+            <w:tcW w:type="dxa" w:w="1134"/>
           </w:tcPr>
           <w:p>
             <w:r>
@@ -4265,7 +4520,7 @@
         </w:tc>
         <w:tc>
           <w:tcPr>
-            <w:tcW w:type="dxa" w:w="2381"/>
+            <w:tcW w:type="dxa" w:w="1984"/>
           </w:tcPr>
           <w:p>
             <w:r>
@@ -4279,7 +4534,7 @@
         </w:tc>
         <w:tc>
           <w:tcPr>
-            <w:tcW w:type="dxa" w:w="1701"/>
+            <w:tcW w:type="dxa" w:w="1417"/>
           </w:tcPr>
           <w:p>
             <w:r>
@@ -4293,7 +4548,7 @@
         </w:tc>
         <w:tc>
           <w:tcPr>
-            <w:tcW w:type="dxa" w:w="2041"/>
+            <w:tcW w:type="dxa" w:w="1814"/>
           </w:tcPr>
           <w:p>
             <w:r>
@@ -4307,7 +4562,7 @@
         </w:tc>
         <w:tc>
           <w:tcPr>
-            <w:tcW w:type="dxa" w:w="907"/>
+            <w:tcW w:type="dxa" w:w="1077"/>
           </w:tcPr>
           <w:p>
             <w:r>
@@ -4319,11 +4574,25 @@
             </w:r>
           </w:p>
         </w:tc>
+        <w:tc>
+          <w:tcPr>
+            <w:tcW w:type="dxa" w:w="1077"/>
+          </w:tcPr>
+          <w:p>
+            <w:r>
+              <w:rPr>
+                <w:b w:val="0"/>
+                <w:sz w:val="18"/>
+              </w:rPr>
+              <w:t>Pass</w:t>
+            </w:r>
+          </w:p>
+        </w:tc>
       </w:tr>
       <w:tr>
         <w:tc>
           <w:tcPr>
-            <w:tcW w:type="dxa" w:w="850"/>
+            <w:tcW w:type="dxa" w:w="737"/>
           </w:tcPr>
           <w:p>
             <w:r>
@@ -4337,7 +4606,7 @@
         </w:tc>
         <w:tc>
           <w:tcPr>
-            <w:tcW w:type="dxa" w:w="1361"/>
+            <w:tcW w:type="dxa" w:w="1134"/>
           </w:tcPr>
           <w:p>
             <w:r>
@@ -4351,7 +4620,7 @@
         </w:tc>
         <w:tc>
           <w:tcPr>
-            <w:tcW w:type="dxa" w:w="2381"/>
+            <w:tcW w:type="dxa" w:w="1984"/>
           </w:tcPr>
           <w:p>
             <w:r>
@@ -4365,7 +4634,7 @@
         </w:tc>
         <w:tc>
           <w:tcPr>
-            <w:tcW w:type="dxa" w:w="1701"/>
+            <w:tcW w:type="dxa" w:w="1417"/>
           </w:tcPr>
           <w:p>
             <w:r>
@@ -4379,7 +4648,7 @@
         </w:tc>
         <w:tc>
           <w:tcPr>
-            <w:tcW w:type="dxa" w:w="2041"/>
+            <w:tcW w:type="dxa" w:w="1814"/>
           </w:tcPr>
           <w:p>
             <w:r>
@@ -4393,7 +4662,7 @@
         </w:tc>
         <w:tc>
           <w:tcPr>
-            <w:tcW w:type="dxa" w:w="907"/>
+            <w:tcW w:type="dxa" w:w="1077"/>
           </w:tcPr>
           <w:p>
             <w:r>
@@ -4402,6 +4671,20 @@
                 <w:sz w:val="18"/>
               </w:rPr>
               <w:t>Medium</w:t>
+            </w:r>
+          </w:p>
+        </w:tc>
+        <w:tc>
+          <w:tcPr>
+            <w:tcW w:type="dxa" w:w="1077"/>
+          </w:tcPr>
+          <w:p>
+            <w:r>
+              <w:rPr>
+                <w:b w:val="0"/>
+                <w:sz w:val="18"/>
+              </w:rPr>
+              <w:t>Pass</w:t>
             </w:r>
           </w:p>
         </w:tc>
@@ -5117,6 +5400,11 @@
     <w:p>
       <w:r>
         <w:t>Test status is reported at the end of every sprint and a final test summary report is made at the end.</w:t>
+      </w:r>
+    </w:p>
+    <w:p>
+      <w:r>
+        <w:t>Status as on 29-10-2026: 67 automated Django tests run in GitHub Actions on every pull request, all passing. TC-11 export part is pending (SEM-16) and TC-15 performance test is not run yet.</w:t>
       </w:r>
     </w:p>
     <w:p>

--- a/docs/Test_Plan_Team1_SAMS.docx
+++ b/docs/Test_Plan_Team1_SAMS.docx
@@ -5404,7 +5404,7 @@
     </w:p>
     <w:p>
       <w:r>
-        <w:t>Status as on 29-10-2026: 67 automated Django tests run in GitHub Actions on every pull request, all passing. TC-11 export part is pending (SEM-16) and TC-15 performance test is not run yet.</w:t>
+        <w:t>Status as on 29-10-2026: 73 automated Django tests run in GitHub Actions on every pull request, all passing. TC-11 export part is pending (SEM-16) and TC-15 performance test is not run yet.</w:t>
       </w:r>
     </w:p>
     <w:p>

--- a/docs/Test_Plan_Team1_SAMS.docx
+++ b/docs/Test_Plan_Team1_SAMS.docx
@@ -5404,9 +5404,212 @@
     </w:p>
     <w:p>
       <w:r>
-        <w:t>Status as on 29-10-2026: 73 automated Django tests run in GitHub Actions on every pull request, all passing. TC-11 export part is pending (SEM-16) and TC-15 performance test is not run yet.</w:t>
+        <w:rPr>
+          <w:b/>
+        </w:rPr>
+        <w:t>Test execution evidence (29-10-2026)</w:t>
       </w:r>
     </w:p>
+    <w:tbl>
+      <w:tblPr>
+        <w:tblW w:type="auto" w:w="0"/>
+        <w:tblLayout w:type="fixed"/>
+        <w:tblLook w:firstColumn="1" w:firstRow="1" w:lastColumn="0" w:lastRow="0" w:noHBand="0" w:noVBand="1" w:val="04A0"/>
+        <w:tblBorders>
+          <w:top w:val="single" w:sz="4" w:space="0" w:color="000000"/>
+          <w:left w:val="single" w:sz="4" w:space="0" w:color="000000"/>
+          <w:bottom w:val="single" w:sz="4" w:space="0" w:color="000000"/>
+          <w:right w:val="single" w:sz="4" w:space="0" w:color="000000"/>
+          <w:insideH w:val="single" w:sz="4" w:space="0" w:color="000000"/>
+          <w:insideV w:val="single" w:sz="4" w:space="0" w:color="000000"/>
+        </w:tblBorders>
+      </w:tblPr>
+      <w:tblGrid>
+        <w:gridCol w:w="2268"/>
+        <w:gridCol w:w="6803"/>
+      </w:tblGrid>
+      <w:tr>
+        <w:tc>
+          <w:tcPr>
+            <w:tcW w:type="dxa" w:w="2268"/>
+          </w:tcPr>
+          <w:p>
+            <w:r>
+              <w:rPr>
+                <w:b/>
+                <w:sz w:val="20"/>
+              </w:rPr>
+              <w:t>Item</w:t>
+            </w:r>
+          </w:p>
+        </w:tc>
+        <w:tc>
+          <w:tcPr>
+            <w:tcW w:type="dxa" w:w="6803"/>
+          </w:tcPr>
+          <w:p>
+            <w:r>
+              <w:rPr>
+                <w:b/>
+                <w:sz w:val="20"/>
+              </w:rPr>
+              <w:t>Details</w:t>
+            </w:r>
+          </w:p>
+        </w:tc>
+      </w:tr>
+      <w:tr>
+        <w:tc>
+          <w:tcPr>
+            <w:tcW w:type="dxa" w:w="2268"/>
+          </w:tcPr>
+          <w:p>
+            <w:r>
+              <w:rPr>
+                <w:b w:val="0"/>
+                <w:sz w:val="20"/>
+              </w:rPr>
+              <w:t>Command</w:t>
+            </w:r>
+          </w:p>
+        </w:tc>
+        <w:tc>
+          <w:tcPr>
+            <w:tcW w:type="dxa" w:w="6803"/>
+          </w:tcPr>
+          <w:p>
+            <w:r>
+              <w:rPr>
+                <w:b w:val="0"/>
+                <w:sz w:val="20"/>
+              </w:rPr>
+              <w:t>cd sams; USE_SQLITE=1 python manage.py test</w:t>
+            </w:r>
+          </w:p>
+        </w:tc>
+      </w:tr>
+      <w:tr>
+        <w:tc>
+          <w:tcPr>
+            <w:tcW w:type="dxa" w:w="2268"/>
+          </w:tcPr>
+          <w:p>
+            <w:r>
+              <w:rPr>
+                <w:b w:val="0"/>
+                <w:sz w:val="20"/>
+              </w:rPr>
+              <w:t>Result</w:t>
+            </w:r>
+          </w:p>
+        </w:tc>
+        <w:tc>
+          <w:tcPr>
+            <w:tcW w:type="dxa" w:w="6803"/>
+          </w:tcPr>
+          <w:p>
+            <w:r>
+              <w:rPr>
+                <w:b w:val="0"/>
+                <w:sz w:val="20"/>
+              </w:rPr>
+              <w:t>73 tests run, 73 passed, 0 failed (commit 596beab)</w:t>
+            </w:r>
+          </w:p>
+        </w:tc>
+      </w:tr>
+      <w:tr>
+        <w:tc>
+          <w:tcPr>
+            <w:tcW w:type="dxa" w:w="2268"/>
+          </w:tcPr>
+          <w:p>
+            <w:r>
+              <w:rPr>
+                <w:b w:val="0"/>
+                <w:sz w:val="20"/>
+              </w:rPr>
+              <w:t>CI</w:t>
+            </w:r>
+          </w:p>
+        </w:tc>
+        <w:tc>
+          <w:tcPr>
+            <w:tcW w:type="dxa" w:w="6803"/>
+          </w:tcPr>
+          <w:p>
+            <w:r>
+              <w:rPr>
+                <w:b w:val="0"/>
+                <w:sz w:val="20"/>
+              </w:rPr>
+              <w:t>GitHub Actions run 40624798363 on main - success (github.com/SOFTWAREENGINEERINGMINIPROJECT/SE_mini_project/actions/runs/40624798363)</w:t>
+            </w:r>
+          </w:p>
+        </w:tc>
+      </w:tr>
+      <w:tr>
+        <w:tc>
+          <w:tcPr>
+            <w:tcW w:type="dxa" w:w="2268"/>
+          </w:tcPr>
+          <w:p>
+            <w:r>
+              <w:rPr>
+                <w:b w:val="0"/>
+                <w:sz w:val="20"/>
+              </w:rPr>
+              <w:t>Not executed</w:t>
+            </w:r>
+          </w:p>
+        </w:tc>
+        <w:tc>
+          <w:tcPr>
+            <w:tcW w:type="dxa" w:w="6803"/>
+          </w:tcPr>
+          <w:p>
+            <w:r>
+              <w:rPr>
+                <w:b w:val="0"/>
+                <w:sz w:val="20"/>
+              </w:rPr>
+              <w:t>TC-15 performance - not run, so NFR-1 to NFR-3 are not verified yet</w:t>
+            </w:r>
+          </w:p>
+        </w:tc>
+      </w:tr>
+      <w:tr>
+        <w:tc>
+          <w:tcPr>
+            <w:tcW w:type="dxa" w:w="2268"/>
+          </w:tcPr>
+          <w:p>
+            <w:r>
+              <w:rPr>
+                <w:b w:val="0"/>
+                <w:sz w:val="20"/>
+              </w:rPr>
+              <w:t>Partly executed</w:t>
+            </w:r>
+          </w:p>
+        </w:tc>
+        <w:tc>
+          <w:tcPr>
+            <w:tcW w:type="dxa" w:w="6803"/>
+          </w:tcPr>
+          <w:p>
+            <w:r>
+              <w:rPr>
+                <w:b w:val="0"/>
+                <w:sz w:val="20"/>
+              </w:rPr>
+              <w:t>TC-11 - report part passes, PDF / Excel export pending (SEM-16)</w:t>
+            </w:r>
+          </w:p>
+        </w:tc>
+      </w:tr>
+    </w:tbl>
+    <w:p/>
     <w:p>
       <w:pPr>
         <w:pStyle w:val="Heading1"/>
